--- a/docs-kits/kit-template/kit-template.docx
+++ b/docs-kits/kit-template/kit-template.docx
@@ -32,7 +32,7 @@
         <w:rPr>
           <w:sz w:val="24"/>
         </w:rPr>
-        <w:t>Generated: 2026-01-08</w:t>
+        <w:t>Generated: 2026-01-27</w:t>
       </w:r>
     </w:p>
     <w:p>
@@ -270,11 +270,9 @@
       <w:r>
         <w:t>kit-template/</w:t>
         <w:br/>
-        <w:t>├── README.md                    # Main guide - START HERE</w:t>
+        <w:t>├── README.md                    # Main guide - START HERE (REMOVE THIS FILE BEFORE PUBLISHING)</w:t>
         <w:br/>
-        <w:t>├── CHANGELOG.md                 # Version history template</w:t>
-        <w:br/>
-        <w:t>├── CODEOWNERS                   # Maintainer assignments template</w:t>
+        <w:t>├── changelog.md                 # Version history template</w:t>
         <w:br/>
         <w:t>│</w:t>
         <w:br/>
@@ -335,6 +333,8 @@
         <w:t>└── resources/                      # Images, diagrams, files</w:t>
         <w:br/>
         <w:t xml:space="preserve">        img/</w:t>
+        <w:br/>
+        <w:t xml:space="preserve">         └── REUSE.toml              # License from each image</w:t>
       </w:r>
     </w:p>
     <w:p>
@@ -2480,14 +2480,6 @@
       </w:r>
     </w:p>
     <w:p>
-      <w:pPr>
-        <w:jc w:val="center"/>
-      </w:pPr>
-      <w:r>
-        <w:t>[SVG Image: tx-black-kit.svg]</w:t>
-      </w:r>
-    </w:p>
-    <w:p>
       <w:r>
         <w:t>Welcome to the [KIT_NAME] KIT Adoption View. This view provides business value, strategic benefits, and use cases for business stakeholders and decision-makers.</w:t>
       </w:r>
@@ -2734,7 +2726,7 @@
               <a:graphicData uri="http://schemas.openxmlformats.org/drawingml/2006/picture">
                 <pic:pic>
                   <pic:nvPicPr>
-                    <pic:cNvPr id="0" name="tmpvsuzbaev.png"/>
+                    <pic:cNvPr id="0" name="tmpzee4a5ec.png"/>
                     <pic:cNvPicPr/>
                   </pic:nvPicPr>
                   <pic:blipFill>
@@ -3636,14 +3628,6 @@
     </w:p>
     <w:p>
       <w:pPr>
-        <w:jc w:val="center"/>
-      </w:pPr>
-      <w:r>
-        <w:t>[SVG Image: tx-black-kit.svg]</w:t>
-      </w:r>
-    </w:p>
-    <w:p>
-      <w:pPr>
         <w:pStyle w:val="Heading2"/>
       </w:pPr>
       <w:r>
@@ -3693,7 +3677,7 @@
               <a:graphicData uri="http://schemas.openxmlformats.org/drawingml/2006/picture">
                 <pic:pic>
                   <pic:nvPicPr>
-                    <pic:cNvPr id="0" name="tmps2anfma2.png"/>
+                    <pic:cNvPr id="0" name="tmpp9acu4kp.png"/>
                     <pic:cNvPicPr/>
                   </pic:nvPicPr>
                   <pic:blipFill>
@@ -3907,14 +3891,6 @@
       </w:r>
     </w:p>
     <w:p>
-      <w:pPr>
-        <w:jc w:val="center"/>
-      </w:pPr>
-      <w:r>
-        <w:t>[SVG Image: tx-black-kit.svg]</w:t>
-      </w:r>
-    </w:p>
-    <w:p>
       <w:r>
         <w:t>Technical documentation for developers, architects, and implementers.</w:t>
       </w:r>
@@ -3972,7 +3948,7 @@
               <a:graphicData uri="http://schemas.openxmlformats.org/drawingml/2006/picture">
                 <pic:pic>
                   <pic:nvPicPr>
-                    <pic:cNvPr id="0" name="tmp4fjcqc9b.png"/>
+                    <pic:cNvPr id="0" name="tmpu0kv_nq9.png"/>
                     <pic:cNvPicPr/>
                   </pic:nvPicPr>
                   <pic:blipFill>
@@ -4091,7 +4067,7 @@
               <a:graphicData uri="http://schemas.openxmlformats.org/drawingml/2006/picture">
                 <pic:pic>
                   <pic:nvPicPr>
-                    <pic:cNvPr id="0" name="tmpt3uibrwc.png"/>
+                    <pic:cNvPr id="0" name="tmpu0gf4s7_.png"/>
                     <pic:cNvPicPr/>
                   </pic:nvPicPr>
                   <pic:blipFill>
@@ -4777,14 +4753,6 @@
     </w:p>
     <w:p>
       <w:pPr>
-        <w:jc w:val="center"/>
-      </w:pPr>
-      <w:r>
-        <w:t>[SVG Image: tx-black-kit.svg]</w:t>
-      </w:r>
-    </w:p>
-    <w:p>
-      <w:pPr>
         <w:pStyle w:val="Code"/>
       </w:pPr>
       <w:r>
@@ -4866,14 +4834,6 @@
       </w:pPr>
       <w:r>
         <w:t>KIT NAME Icon</w:t>
-      </w:r>
-    </w:p>
-    <w:p>
-      <w:pPr>
-        <w:jc w:val="center"/>
-      </w:pPr>
-      <w:r>
-        <w:t>[SVG Image: tx-black-kit.svg]</w:t>
       </w:r>
     </w:p>
     <w:p>
@@ -5284,14 +5244,6 @@
     </w:p>
     <w:p>
       <w:pPr>
-        <w:jc w:val="center"/>
-      </w:pPr>
-      <w:r>
-        <w:t>[SVG Image: tx-black-kit.svg]</w:t>
-      </w:r>
-    </w:p>
-    <w:p>
-      <w:pPr>
         <w:pStyle w:val="Heading2"/>
       </w:pPr>
       <w:r>
@@ -5730,14 +5682,6 @@
       </w:r>
     </w:p>
     <w:p>
-      <w:pPr>
-        <w:jc w:val="center"/>
-      </w:pPr>
-      <w:r>
-        <w:t>[SVG Image: tx-black-kit.svg]</w:t>
-      </w:r>
-    </w:p>
-    <w:p>
       <w:r>
         <w:t>Guidance for deploying, operating, and maintaining this KIT in production environments.</w:t>
       </w:r>
@@ -6207,14 +6151,6 @@
       </w:pPr>
       <w:r>
         <w:t>KIT NAME Icon</w:t>
-      </w:r>
-    </w:p>
-    <w:p>
-      <w:pPr>
-        <w:jc w:val="center"/>
-      </w:pPr>
-      <w:r>
-        <w:t>[SVG Image: tx-black-kit.svg]</w:t>
       </w:r>
     </w:p>
     <w:p>
@@ -7620,8 +7556,8 @@
     <w:rPr>
       <w:rFonts w:ascii="Calibri" w:hAnsi="Calibri"/>
       <w:i/>
-      <w:color w:val="646464"/>
-      <w:sz w:val="20"/>
+      <w:color w:val="000000"/>
+      <w:sz w:val="18"/>
     </w:rPr>
   </w:style>
   <w:style w:type="paragraph" w:styleId="Header">
